--- a/data/user_list_resume_template-v2.docx
+++ b/data/user_list_resume_template-v2.docx
@@ -1014,7 +1014,7 @@
                 <w:vertAlign w:val="baseline"/>
                 <w:lang w:val="en-US" w:eastAsia="zh-CN"/>
               </w:rPr>
-              <w:t>{{user.工作年限}}</w:t>
+              <w:t>{{user.从业年限}}</w:t>
             </w:r>
           </w:p>
         </w:tc>
@@ -1072,7 +1072,7 @@
                 <w:vertAlign w:val="baseline"/>
                 <w:lang w:val="en-US" w:eastAsia="zh-CN"/>
               </w:rPr>
-              <w:t>{{user.联系电话}}</w:t>
+              <w:t>{{user.手机号}}</w:t>
             </w:r>
           </w:p>
         </w:tc>
@@ -1151,7 +1151,19 @@
                 <w:vertAlign w:val="baseline"/>
                 <w:lang w:val="en-US" w:eastAsia="zh-CN"/>
               </w:rPr>
-              <w:t>{{user.常驻地点}}</w:t>
+              <w:t>{{user.常驻地</w:t>
+            </w:r>
+            <w:bookmarkStart w:id="3" w:name="_GoBack"/>
+            <w:bookmarkEnd w:id="3"/>
+            <w:r>
+              <w:rPr>
+                <w:rFonts w:hint="eastAsia" w:ascii="宋体" w:hAnsi="宋体" w:eastAsia="宋体" w:cs="宋体"/>
+                <w:sz w:val="21"/>
+                <w:szCs w:val="21"/>
+                <w:vertAlign w:val="baseline"/>
+                <w:lang w:val="en-US" w:eastAsia="zh-CN"/>
+              </w:rPr>
+              <w:t>}}</w:t>
             </w:r>
           </w:p>
         </w:tc>
